--- a/human/tasks/F-04/summary.docx
+++ b/human/tasks/F-04/summary.docx
@@ -217,12 +217,12 @@
     </w:p>
     <w:p>
       <w:r>
-        <w:t>本轮文件在codex/task-package-normalization提交推送，具体发布以Git实际记录为准。下一包F-05，核对步骤合同与当前v2.2消费者。</w:t>
+        <w:t>规范化71/71包、根目录迁移19/19项完成；每包Word由Agent源生成。</w:t>
       </w:r>
     </w:p>
     <w:p>
       <w:r>
-        <w:t>规范化推进至4包，剩余67包；最终根目录双层迁移继续按包归属与交接收拢，不改变任务完成状态。</w:t>
+        <w:t>业务状态DONE，原签收与未交付项不变；后续按注册表和实际依赖推进。</w:t>
       </w:r>
     </w:p>
     <w:p>
